--- a/Files/04 - Bamidbar/03 - Behaloscha/5785/Behaloscha 5785.docx
+++ b/Files/04 - Bamidbar/03 - Behaloscha/5785/Behaloscha 5785.docx
@@ -317,7 +317,7 @@
           <w:rFonts w:ascii="Times New Roman" w:hAnsi="Times New Roman" w:cs="Times New Roman"/>
           <w:rtl/>
         </w:rPr>
-        <w:t> </w:t>
+        <w:t xml:space="preserve"> </w:t>
       </w:r>
       <w:r>
         <w:rPr>
@@ -756,7 +756,7 @@
         <w:rPr>
           <w:rFonts w:ascii="Times New Roman" w:hAnsi="Times New Roman" w:cs="Times New Roman"/>
         </w:rPr>
-        <w:t xml:space="preserve"> the</w:t>
+        <w:t xml:space="preserve"> the </w:t>
       </w:r>
       <w:r>
         <w:rPr>
@@ -2061,7 +2061,7 @@
         <w:rPr>
           <w:rFonts w:ascii="Times New Roman" w:hAnsi="Times New Roman" w:cs="Times New Roman"/>
         </w:rPr>
-        <w:t>The</w:t>
+        <w:t xml:space="preserve">The </w:t>
       </w:r>
       <w:r>
         <w:rPr>
@@ -2549,7 +2549,7 @@
         <w:rPr>
           <w:rFonts w:ascii="Times New Roman" w:hAnsi="Times New Roman" w:cs="Times New Roman"/>
         </w:rPr>
-        <w:t xml:space="preserve"> has for his nation</w:t>
+        <w:t xml:space="preserve"> has for his nation </w:t>
       </w:r>
       <w:r>
         <w:rPr>
@@ -2704,7 +2704,7 @@
         <w:rPr>
           <w:rFonts w:ascii="Times New Roman" w:hAnsi="Times New Roman" w:cs="Times New Roman"/>
         </w:rPr>
-        <w:t>re called the</w:t>
+        <w:t xml:space="preserve">re called the </w:t>
       </w:r>
       <w:r>
         <w:rPr>
@@ -2863,7 +2863,7 @@
         <w:rPr>
           <w:rFonts w:ascii="Times New Roman" w:hAnsi="Times New Roman" w:cs="Times New Roman"/>
         </w:rPr>
-        <w:t>re not on the same level in</w:t>
+        <w:t xml:space="preserve">re not on the same level in </w:t>
       </w:r>
       <w:r>
         <w:rPr>
@@ -3759,7 +3759,7 @@
           <w:rFonts w:ascii="Times New Roman" w:hAnsi="Times New Roman" w:cs="Times New Roman" w:hint="cs"/>
           <w:rtl/>
         </w:rPr>
-        <w:t>חיבה</w:t>
+        <w:t xml:space="preserve">חיבה </w:t>
       </w:r>
       <w:r>
         <w:rPr>

--- a/Files/04 - Bamidbar/03 - Behaloscha/5785/Behaloscha 5785.docx
+++ b/Files/04 - Bamidbar/03 - Behaloscha/5785/Behaloscha 5785.docx
@@ -1460,7 +1460,7 @@
           <w:rFonts w:ascii="Times New Roman" w:hAnsi="Times New Roman" w:cs="Times New Roman"/>
           <w:rtl/>
         </w:rPr>
-        <w:t>"</w:t>
+        <w:t>״</w:t>
       </w:r>
       <w:r>
         <w:rPr>
